--- a/DaoDanhHao_23021544_kiemthudongdieukhien.docx
+++ b/DaoDanhHao_23021544_kiemthudongdieukhien.docx
@@ -340,7 +340,6 @@
         </w:rPr>
       </w:pPr>
       <w:proofErr w:type="spellStart"/>
-      <w:proofErr w:type="gramStart"/>
       <w:r>
         <w:rPr>
           <w:rFonts w:ascii="Times New Roman" w:hAnsi="Times New Roman" w:cs="Times New Roman"/>
@@ -352,7 +351,6 @@
         <w:t>Mã</w:t>
       </w:r>
       <w:proofErr w:type="spellEnd"/>
-      <w:proofErr w:type="gramEnd"/>
       <w:r>
         <w:rPr>
           <w:rFonts w:ascii="Times New Roman" w:hAnsi="Times New Roman" w:cs="Times New Roman"/>
@@ -2134,6 +2132,7 @@
       <w:r>
         <w:rPr>
           <w:rFonts w:ascii="Times New Roman" w:hAnsi="Times New Roman" w:cs="Times New Roman"/>
+          <w:noProof/>
           <w:sz w:val="32"/>
           <w:szCs w:val="32"/>
         </w:rPr>
@@ -2390,6 +2389,7 @@
       <w:r>
         <w:rPr>
           <w:rFonts w:ascii="Times New Roman" w:hAnsi="Times New Roman" w:cs="Times New Roman"/>
+          <w:noProof/>
           <w:sz w:val="32"/>
           <w:szCs w:val="32"/>
         </w:rPr>
@@ -2454,15 +2454,7 @@
           <w:szCs w:val="32"/>
         </w:rPr>
         <w:lastRenderedPageBreak/>
-        <w:t xml:space="preserve">6. </w:t>
-      </w:r>
-      <w:r>
-        <w:rPr>
-          <w:rFonts w:ascii="Times New Roman" w:hAnsi="Times New Roman" w:cs="Times New Roman"/>
-          <w:sz w:val="32"/>
-          <w:szCs w:val="32"/>
-        </w:rPr>
-        <w:t xml:space="preserve">Link </w:t>
+        <w:t xml:space="preserve">6. Link </w:t>
       </w:r>
       <w:proofErr w:type="spellStart"/>
       <w:r>
@@ -2487,26 +2479,13 @@
       <w:pPr>
         <w:rPr>
           <w:rFonts w:ascii="Times New Roman" w:hAnsi="Times New Roman" w:cs="Times New Roman"/>
-        </w:rPr>
-      </w:pPr>
-      <w:hyperlink r:id="rId13" w:history="1">
-        <w:r>
-          <w:rPr>
-            <w:rStyle w:val="Hyperlink"/>
-            <w:rFonts w:ascii="Times New Roman" w:hAnsi="Times New Roman" w:cs="Times New Roman"/>
-          </w:rPr>
-          <w:t>https://github.com/danhhao20042005/Bai-tap-kiem-thu-va-dam-bao-chat-luong-phan-mem/tree/main/Bai%20tap%20kiem%20thu%20chuc%20nang</w:t>
-        </w:r>
-      </w:hyperlink>
-    </w:p>
-    <w:p>
-      <w:pPr>
-        <w:rPr>
-          <w:rFonts w:ascii="Times New Roman" w:hAnsi="Times New Roman" w:cs="Times New Roman"/>
-          <w:sz w:val="32"/>
-          <w:szCs w:val="32"/>
-        </w:rPr>
-      </w:pPr>
+          <w:sz w:val="32"/>
+          <w:szCs w:val="32"/>
+        </w:rPr>
+      </w:pPr>
+      <w:r>
+        <w:t>https://github.com/danhhao20042005/Bai-tap-kiem-thu-va-dam-bao-chat-luong-phan-mem/blob/main/DaoDanhHao_23021544_kiemthudongdieukhien.docx</w:t>
+      </w:r>
     </w:p>
     <w:sectPr>
       <w:pgSz w:w="12240" w:h="15840"/>
@@ -4533,6 +4512,7 @@
   <w:style w:type="character" w:default="1" w:styleId="DefaultParagraphFont">
     <w:name w:val="Default Paragraph Font"/>
     <w:uiPriority w:val="1"/>
+    <w:semiHidden/>
     <w:unhideWhenUsed/>
   </w:style>
   <w:style w:type="table" w:default="1" w:styleId="TableNormal">
